--- a/化学実験レポート/有機化学実験ひな形.docx
+++ b/化学実験レポート/有機化学実験ひな形.docx
@@ -147,8 +147,8 @@
           </w:tcPr>
           <w:p>
             <w:pPr>
-              <w:ind w:firstLineChars="200" w:firstLine="440"/>
-              <w:rPr>
+              <w:rPr>
+                <w:rFonts w:hint="eastAsia"/>
                 <w:sz w:val="22"/>
               </w:rPr>
             </w:pPr>
@@ -250,6 +250,13 @@
                 <w:sz w:val="22"/>
               </w:rPr>
             </w:pPr>
+            <w:r>
+              <w:rPr>
+                <w:rFonts w:hint="eastAsia"/>
+                <w:sz w:val="22"/>
+              </w:rPr>
+              <w:t>36711098</w:t>
+            </w:r>
           </w:p>
         </w:tc>
         <w:tc>
@@ -284,6 +291,13 @@
                 <w:sz w:val="22"/>
               </w:rPr>
             </w:pPr>
+            <w:r>
+              <w:rPr>
+                <w:rFonts w:hint="eastAsia"/>
+                <w:sz w:val="22"/>
+              </w:rPr>
+              <w:t>関本健介</w:t>
+            </w:r>
           </w:p>
         </w:tc>
       </w:tr>
@@ -302,11 +316,11 @@
         <w:tblLook w:val="04A0" w:firstRow="1" w:lastRow="0" w:firstColumn="1" w:lastColumn="0" w:noHBand="0" w:noVBand="1"/>
       </w:tblPr>
       <w:tblGrid>
-        <w:gridCol w:w="1611"/>
-        <w:gridCol w:w="1295"/>
+        <w:gridCol w:w="1612"/>
+        <w:gridCol w:w="1296"/>
         <w:gridCol w:w="2099"/>
         <w:gridCol w:w="1128"/>
-        <w:gridCol w:w="3495"/>
+        <w:gridCol w:w="3493"/>
       </w:tblGrid>
       <w:tr>
         <w:trPr>
@@ -314,7 +328,7 @@
         </w:trPr>
         <w:tc>
           <w:tcPr>
-            <w:tcW w:w="836" w:type="pct"/>
+            <w:tcW w:w="837" w:type="pct"/>
             <w:shd w:val="clear" w:color="auto" w:fill="F2F2F2" w:themeFill="background1" w:themeFillShade="F2"/>
             <w:vAlign w:val="center"/>
           </w:tcPr>
@@ -335,7 +349,7 @@
         </w:tc>
         <w:tc>
           <w:tcPr>
-            <w:tcW w:w="672" w:type="pct"/>
+            <w:tcW w:w="673" w:type="pct"/>
             <w:shd w:val="clear" w:color="auto" w:fill="F2F2F2" w:themeFill="background1" w:themeFillShade="F2"/>
             <w:vAlign w:val="center"/>
           </w:tcPr>
@@ -365,6 +379,13 @@
                 <w:sz w:val="22"/>
               </w:rPr>
             </w:pPr>
+            <w:r>
+              <w:rPr>
+                <w:rFonts w:hint="eastAsia"/>
+                <w:sz w:val="22"/>
+              </w:rPr>
+              <w:t>36711085</w:t>
+            </w:r>
           </w:p>
         </w:tc>
         <w:tc>
@@ -399,6 +420,123 @@
                 <w:sz w:val="22"/>
               </w:rPr>
             </w:pPr>
+            <w:r>
+              <w:rPr>
+                <w:sz w:val="22"/>
+              </w:rPr>
+              <w:t>島中新</w:t>
+            </w:r>
+          </w:p>
+        </w:tc>
+      </w:tr>
+      <w:tr>
+        <w:trPr>
+          <w:trHeight w:val="737"/>
+        </w:trPr>
+        <w:tc>
+          <w:tcPr>
+            <w:tcW w:w="837" w:type="pct"/>
+            <w:shd w:val="clear" w:color="auto" w:fill="F2F2F2" w:themeFill="background1" w:themeFillShade="F2"/>
+            <w:vAlign w:val="center"/>
+          </w:tcPr>
+          <w:p>
+            <w:pPr>
+              <w:rPr>
+                <w:rFonts w:hint="eastAsia"/>
+                <w:sz w:val="22"/>
+              </w:rPr>
+            </w:pPr>
+            <w:r>
+              <w:rPr>
+                <w:rFonts w:hint="eastAsia"/>
+                <w:sz w:val="22"/>
+              </w:rPr>
+              <w:t>共同実験者</w:t>
+            </w:r>
+          </w:p>
+        </w:tc>
+        <w:tc>
+          <w:tcPr>
+            <w:tcW w:w="673" w:type="pct"/>
+            <w:shd w:val="clear" w:color="auto" w:fill="F2F2F2" w:themeFill="background1" w:themeFillShade="F2"/>
+            <w:vAlign w:val="center"/>
+          </w:tcPr>
+          <w:p>
+            <w:pPr>
+              <w:rPr>
+                <w:rFonts w:hint="eastAsia"/>
+                <w:sz w:val="22"/>
+              </w:rPr>
+            </w:pPr>
+            <w:r>
+              <w:rPr>
+                <w:rFonts w:hint="eastAsia"/>
+                <w:sz w:val="22"/>
+              </w:rPr>
+              <w:t>学生番号</w:t>
+            </w:r>
+          </w:p>
+        </w:tc>
+        <w:tc>
+          <w:tcPr>
+            <w:tcW w:w="1090" w:type="pct"/>
+            <w:vAlign w:val="center"/>
+          </w:tcPr>
+          <w:p>
+            <w:pPr>
+              <w:rPr>
+                <w:rFonts w:hint="eastAsia"/>
+                <w:sz w:val="22"/>
+              </w:rPr>
+            </w:pPr>
+            <w:r>
+              <w:rPr>
+                <w:rFonts w:hint="eastAsia"/>
+                <w:sz w:val="22"/>
+              </w:rPr>
+              <w:t>36711091</w:t>
+            </w:r>
+          </w:p>
+        </w:tc>
+        <w:tc>
+          <w:tcPr>
+            <w:tcW w:w="586" w:type="pct"/>
+            <w:shd w:val="clear" w:color="auto" w:fill="F2F2F2" w:themeFill="background1" w:themeFillShade="F2"/>
+            <w:vAlign w:val="center"/>
+          </w:tcPr>
+          <w:p>
+            <w:pPr>
+              <w:rPr>
+                <w:rFonts w:hint="eastAsia"/>
+                <w:sz w:val="22"/>
+              </w:rPr>
+            </w:pPr>
+            <w:r>
+              <w:rPr>
+                <w:rFonts w:hint="eastAsia"/>
+                <w:sz w:val="22"/>
+              </w:rPr>
+              <w:t>氏　名</w:t>
+            </w:r>
+          </w:p>
+        </w:tc>
+        <w:tc>
+          <w:tcPr>
+            <w:tcW w:w="1815" w:type="pct"/>
+            <w:vAlign w:val="center"/>
+          </w:tcPr>
+          <w:p>
+            <w:pPr>
+              <w:rPr>
+                <w:sz w:val="22"/>
+              </w:rPr>
+            </w:pPr>
+            <w:r>
+              <w:rPr>
+                <w:sz w:val="22"/>
+              </w:rPr>
+              <w:t>杉山心優</w:t>
+            </w:r>
           </w:p>
         </w:tc>
       </w:tr>
@@ -523,24 +661,13 @@
                 <w:lang w:val="en"/>
               </w:rPr>
             </w:pPr>
-            <w:sdt>
-              <w:sdtPr>
-                <w:rPr>
-                  <w:sz w:val="22"/>
-                  <w:lang w:val="en"/>
-                </w:rPr>
-                <w:tag w:val="goog_rdk_17"/>
-                <w:id w:val="-2034155637"/>
-              </w:sdtPr>
-              <w:sdtContent>
-                <w:r>
-                  <w:rPr>
-                    <w:sz w:val="22"/>
-                  </w:rPr>
-                  <w:t>試薬名</w:t>
-                </w:r>
-              </w:sdtContent>
-            </w:sdt>
+            <w:r>
+              <w:rPr>
+                <w:rFonts w:hint="eastAsia"/>
+                <w:sz w:val="22"/>
+              </w:rPr>
+              <w:t>試薬名</w:t>
+            </w:r>
           </w:p>
         </w:tc>
         <w:tc>
@@ -567,24 +694,13 @@
                 <w:lang w:val="en"/>
               </w:rPr>
             </w:pPr>
-            <w:sdt>
-              <w:sdtPr>
-                <w:rPr>
-                  <w:sz w:val="22"/>
-                  <w:lang w:val="en"/>
-                </w:rPr>
-                <w:tag w:val="goog_rdk_18"/>
-                <w:id w:val="575418921"/>
-              </w:sdtPr>
-              <w:sdtContent>
-                <w:r>
-                  <w:rPr>
-                    <w:sz w:val="22"/>
-                  </w:rPr>
-                  <w:t>分子量</w:t>
-                </w:r>
-              </w:sdtContent>
-            </w:sdt>
+            <w:r>
+              <w:rPr>
+                <w:rFonts w:hint="eastAsia"/>
+                <w:sz w:val="22"/>
+              </w:rPr>
+              <w:t>分子量</w:t>
+            </w:r>
           </w:p>
           <w:p>
             <w:pPr>
@@ -626,24 +742,13 @@
                 <w:lang w:val="en"/>
               </w:rPr>
             </w:pPr>
-            <w:sdt>
-              <w:sdtPr>
-                <w:rPr>
-                  <w:sz w:val="22"/>
-                  <w:lang w:val="en"/>
-                </w:rPr>
-                <w:tag w:val="goog_rdk_19"/>
-                <w:id w:val="208642"/>
-              </w:sdtPr>
-              <w:sdtContent>
-                <w:r>
-                  <w:rPr>
-                    <w:sz w:val="22"/>
-                  </w:rPr>
-                  <w:t>比重</w:t>
-                </w:r>
-              </w:sdtContent>
-            </w:sdt>
+            <w:r>
+              <w:rPr>
+                <w:rFonts w:hint="eastAsia"/>
+                <w:sz w:val="22"/>
+              </w:rPr>
+              <w:t>比重</w:t>
+            </w:r>
           </w:p>
           <w:p>
             <w:pPr>
@@ -685,24 +790,13 @@
                 <w:lang w:val="en"/>
               </w:rPr>
             </w:pPr>
-            <w:sdt>
-              <w:sdtPr>
-                <w:rPr>
-                  <w:sz w:val="22"/>
-                  <w:lang w:val="en"/>
-                </w:rPr>
-                <w:tag w:val="goog_rdk_20"/>
-                <w:id w:val="792165031"/>
-              </w:sdtPr>
-              <w:sdtContent>
-                <w:r>
-                  <w:rPr>
-                    <w:sz w:val="22"/>
-                  </w:rPr>
-                  <w:t>重量・体積</w:t>
-                </w:r>
-              </w:sdtContent>
-            </w:sdt>
+            <w:r>
+              <w:rPr>
+                <w:rFonts w:hint="eastAsia"/>
+                <w:sz w:val="22"/>
+              </w:rPr>
+              <w:t>重量・体積</w:t>
+            </w:r>
           </w:p>
           <w:p>
             <w:pPr>
@@ -744,24 +838,13 @@
                 <w:lang w:val="en"/>
               </w:rPr>
             </w:pPr>
-            <w:sdt>
-              <w:sdtPr>
-                <w:rPr>
-                  <w:sz w:val="22"/>
-                  <w:lang w:val="en"/>
-                </w:rPr>
-                <w:tag w:val="goog_rdk_21"/>
-                <w:id w:val="693074286"/>
-              </w:sdtPr>
-              <w:sdtContent>
-                <w:r>
-                  <w:rPr>
-                    <w:sz w:val="22"/>
-                  </w:rPr>
-                  <w:t>モル数</w:t>
-                </w:r>
-              </w:sdtContent>
-            </w:sdt>
+            <w:r>
+              <w:rPr>
+                <w:rFonts w:hint="eastAsia"/>
+                <w:sz w:val="22"/>
+              </w:rPr>
+              <w:t>モル数</w:t>
+            </w:r>
           </w:p>
           <w:p>
             <w:pPr>
@@ -803,24 +886,13 @@
                 <w:lang w:val="en"/>
               </w:rPr>
             </w:pPr>
-            <w:sdt>
-              <w:sdtPr>
-                <w:rPr>
-                  <w:sz w:val="22"/>
-                  <w:lang w:val="en"/>
-                </w:rPr>
-                <w:tag w:val="goog_rdk_22"/>
-                <w:id w:val="-1801385649"/>
-              </w:sdtPr>
-              <w:sdtContent>
-                <w:r>
-                  <w:rPr>
-                    <w:sz w:val="22"/>
-                  </w:rPr>
-                  <w:t>当量</w:t>
-                </w:r>
-              </w:sdtContent>
-            </w:sdt>
+            <w:r>
+              <w:rPr>
+                <w:rFonts w:hint="eastAsia"/>
+                <w:sz w:val="22"/>
+              </w:rPr>
+              <w:t>当量</w:t>
+            </w:r>
           </w:p>
         </w:tc>
         <w:tc>
@@ -847,24 +919,13 @@
                 <w:lang w:val="en"/>
               </w:rPr>
             </w:pPr>
-            <w:sdt>
-              <w:sdtPr>
-                <w:rPr>
-                  <w:sz w:val="22"/>
-                  <w:lang w:val="en"/>
-                </w:rPr>
-                <w:tag w:val="goog_rdk_23"/>
-                <w:id w:val="172163540"/>
-              </w:sdtPr>
-              <w:sdtContent>
-                <w:r>
-                  <w:rPr>
-                    <w:sz w:val="22"/>
-                  </w:rPr>
-                  <w:t>融点</w:t>
-                </w:r>
-              </w:sdtContent>
-            </w:sdt>
+            <w:r>
+              <w:rPr>
+                <w:rFonts w:hint="eastAsia"/>
+                <w:sz w:val="22"/>
+              </w:rPr>
+              <w:t>融点</w:t>
+            </w:r>
           </w:p>
           <w:p>
             <w:pPr>
@@ -906,24 +967,13 @@
                 <w:lang w:val="en"/>
               </w:rPr>
             </w:pPr>
-            <w:sdt>
-              <w:sdtPr>
-                <w:rPr>
-                  <w:sz w:val="22"/>
-                  <w:lang w:val="en"/>
-                </w:rPr>
-                <w:tag w:val="goog_rdk_24"/>
-                <w:id w:val="1436953881"/>
-              </w:sdtPr>
-              <w:sdtContent>
-                <w:r>
-                  <w:rPr>
-                    <w:sz w:val="22"/>
-                  </w:rPr>
-                  <w:t>沸点</w:t>
-                </w:r>
-              </w:sdtContent>
-            </w:sdt>
+            <w:r>
+              <w:rPr>
+                <w:rFonts w:hint="eastAsia"/>
+                <w:sz w:val="22"/>
+              </w:rPr>
+              <w:t>沸点</w:t>
+            </w:r>
           </w:p>
           <w:p>
             <w:pPr>
@@ -959,7 +1009,6 @@
                 <w:lang w:val="en"/>
               </w:rPr>
             </w:pPr>
-            <w:proofErr w:type="spellStart"/>
             <w:r>
               <w:rPr>
                 <w:sz w:val="22"/>
@@ -967,7 +1016,6 @@
               </w:rPr>
               <w:t>pKa</w:t>
             </w:r>
-            <w:proofErr w:type="spellEnd"/>
           </w:p>
         </w:tc>
       </w:tr>
@@ -1199,7 +1247,6 @@
     <w:p>
       <w:pPr>
         <w:rPr>
-          <w:rFonts w:hint="eastAsia"/>
           <w:sz w:val="22"/>
         </w:rPr>
       </w:pPr>
@@ -2224,7 +2271,6 @@
   <w:style w:type="character" w:default="1" w:styleId="a0">
     <w:name w:val="Default Paragraph Font"/>
     <w:uiPriority w:val="1"/>
-    <w:semiHidden/>
     <w:unhideWhenUsed/>
   </w:style>
   <w:style w:type="table" w:default="1" w:styleId="a1">
